--- a/Kursa darbs fizikā - IonStudio.docx
+++ b/Kursa darbs fizikā - IonStudio.docx
@@ -278,7 +278,7 @@
         </w:numPr>
         <w:ind w:left="851" w:hanging="131"/>
       </w:pPr>
-      <w:bookmarkStart w:id="0" w:name="_Toc230133477"/>
+      <w:bookmarkStart w:id="0" w:name="_Toc230205915"/>
       <w:r>
         <w:rPr>
           <w:sz w:val="22"/>
@@ -1069,7 +1069,7 @@
         </w:numPr>
         <w:ind w:left="851" w:hanging="131"/>
       </w:pPr>
-      <w:bookmarkStart w:id="1" w:name="_Toc230133478"/>
+      <w:bookmarkStart w:id="1" w:name="_Toc230205916"/>
       <w:r>
         <w:rPr>
           <w:sz w:val="22"/>
@@ -1084,7 +1084,8 @@
       </w:pPr>
       <w:r>
         <w:rPr>
-          <w:highlight w:val="yellow"/>
+          <w:b/>
+          <w:bCs/>
         </w:rPr>
         <w:t>Termiskā lavīna</w:t>
       </w:r>
@@ -1896,7 +1897,7 @@
           <w:r>
             <w:fldChar w:fldCharType="separate"/>
           </w:r>
-          <w:hyperlink w:anchor="_Toc230133477" w:history="1">
+          <w:hyperlink w:anchor="_Toc230205915" w:history="1">
             <w:r>
               <w:rPr>
                 <w:rStyle w:val="Hyperlink"/>
@@ -1923,7 +1924,7 @@
                 <w:noProof/>
                 <w:webHidden/>
               </w:rPr>
-              <w:instrText xml:space="preserve"> PAGEREF _Toc230133477 \h </w:instrText>
+              <w:instrText xml:space="preserve"> PAGEREF _Toc230205915 \h </w:instrText>
             </w:r>
             <w:r>
               <w:rPr>
@@ -1970,7 +1971,7 @@
               <w14:ligatures w14:val="standardContextual"/>
             </w:rPr>
           </w:pPr>
-          <w:hyperlink w:anchor="_Toc230133478" w:history="1">
+          <w:hyperlink w:anchor="_Toc230205916" w:history="1">
             <w:r>
               <w:rPr>
                 <w:rStyle w:val="Hyperlink"/>
@@ -1997,7 +1998,7 @@
                 <w:noProof/>
                 <w:webHidden/>
               </w:rPr>
-              <w:instrText xml:space="preserve"> PAGEREF _Toc230133478 \h </w:instrText>
+              <w:instrText xml:space="preserve"> PAGEREF _Toc230205916 \h </w:instrText>
             </w:r>
             <w:r>
               <w:rPr>
@@ -2044,7 +2045,7 @@
               <w14:ligatures w14:val="standardContextual"/>
             </w:rPr>
           </w:pPr>
-          <w:hyperlink w:anchor="_Toc230133479" w:history="1">
+          <w:hyperlink w:anchor="_Toc230205917" w:history="1">
             <w:r>
               <w:rPr>
                 <w:rStyle w:val="Hyperlink"/>
@@ -2071,7 +2072,7 @@
                 <w:noProof/>
                 <w:webHidden/>
               </w:rPr>
-              <w:instrText xml:space="preserve"> PAGEREF _Toc230133479 \h </w:instrText>
+              <w:instrText xml:space="preserve"> PAGEREF _Toc230205917 \h </w:instrText>
             </w:r>
             <w:r>
               <w:rPr>
@@ -2118,7 +2119,7 @@
               <w14:ligatures w14:val="standardContextual"/>
             </w:rPr>
           </w:pPr>
-          <w:hyperlink w:anchor="_Toc230133480" w:history="1">
+          <w:hyperlink w:anchor="_Toc230205918" w:history="1">
             <w:r>
               <w:rPr>
                 <w:rStyle w:val="Hyperlink"/>
@@ -2167,7 +2168,7 @@
                 <w:noProof/>
                 <w:webHidden/>
               </w:rPr>
-              <w:instrText xml:space="preserve"> PAGEREF _Toc230133480 \h </w:instrText>
+              <w:instrText xml:space="preserve"> PAGEREF _Toc230205918 \h </w:instrText>
             </w:r>
             <w:r>
               <w:rPr>
@@ -2187,7 +2188,7 @@
                 <w:noProof/>
                 <w:webHidden/>
               </w:rPr>
-              <w:t>6</w:t>
+              <w:t>7</w:t>
             </w:r>
             <w:r>
               <w:rPr>
@@ -2214,7 +2215,7 @@
               <w14:ligatures w14:val="standardContextual"/>
             </w:rPr>
           </w:pPr>
-          <w:hyperlink w:anchor="_Toc230133481" w:history="1">
+          <w:hyperlink w:anchor="_Toc230205919" w:history="1">
             <w:r>
               <w:rPr>
                 <w:rStyle w:val="Hyperlink"/>
@@ -2265,7 +2266,7 @@
                 <w:noProof/>
                 <w:webHidden/>
               </w:rPr>
-              <w:instrText xml:space="preserve"> PAGEREF _Toc230133481 \h </w:instrText>
+              <w:instrText xml:space="preserve"> PAGEREF _Toc230205919 \h </w:instrText>
             </w:r>
             <w:r>
               <w:rPr>
@@ -2285,7 +2286,7 @@
                 <w:noProof/>
                 <w:webHidden/>
               </w:rPr>
-              <w:t>7</w:t>
+              <w:t>8</w:t>
             </w:r>
             <w:r>
               <w:rPr>
@@ -2314,7 +2315,7 @@
               <w14:ligatures w14:val="standardContextual"/>
             </w:rPr>
           </w:pPr>
-          <w:hyperlink w:anchor="_Toc230133482" w:history="1">
+          <w:hyperlink w:anchor="_Toc230205920" w:history="1">
             <w:r>
               <w:rPr>
                 <w:rStyle w:val="Hyperlink"/>
@@ -2363,7 +2364,7 @@
                 <w:noProof/>
                 <w:webHidden/>
               </w:rPr>
-              <w:instrText xml:space="preserve"> PAGEREF _Toc230133482 \h </w:instrText>
+              <w:instrText xml:space="preserve"> PAGEREF _Toc230205920 \h </w:instrText>
             </w:r>
             <w:r>
               <w:rPr>
@@ -2383,7 +2384,7 @@
                 <w:noProof/>
                 <w:webHidden/>
               </w:rPr>
-              <w:t>7</w:t>
+              <w:t>8</w:t>
             </w:r>
             <w:r>
               <w:rPr>
@@ -2412,7 +2413,7 @@
               <w14:ligatures w14:val="standardContextual"/>
             </w:rPr>
           </w:pPr>
-          <w:hyperlink w:anchor="_Toc230133483" w:history="1">
+          <w:hyperlink w:anchor="_Toc230205921" w:history="1">
             <w:r>
               <w:rPr>
                 <w:rStyle w:val="Hyperlink"/>
@@ -2461,7 +2462,7 @@
                 <w:noProof/>
                 <w:webHidden/>
               </w:rPr>
-              <w:instrText xml:space="preserve"> PAGEREF _Toc230133483 \h </w:instrText>
+              <w:instrText xml:space="preserve"> PAGEREF _Toc230205921 \h </w:instrText>
             </w:r>
             <w:r>
               <w:rPr>
@@ -2481,7 +2482,7 @@
                 <w:noProof/>
                 <w:webHidden/>
               </w:rPr>
-              <w:t>9</w:t>
+              <w:t>10</w:t>
             </w:r>
             <w:r>
               <w:rPr>
@@ -2508,7 +2509,7 @@
               <w14:ligatures w14:val="standardContextual"/>
             </w:rPr>
           </w:pPr>
-          <w:hyperlink w:anchor="_Toc230133484" w:history="1">
+          <w:hyperlink w:anchor="_Toc230205922" w:history="1">
             <w:r>
               <w:rPr>
                 <w:rStyle w:val="Hyperlink"/>
@@ -2557,7 +2558,7 @@
                 <w:noProof/>
                 <w:webHidden/>
               </w:rPr>
-              <w:instrText xml:space="preserve"> PAGEREF _Toc230133484 \h </w:instrText>
+              <w:instrText xml:space="preserve"> PAGEREF _Toc230205922 \h </w:instrText>
             </w:r>
             <w:r>
               <w:rPr>
@@ -2577,7 +2578,7 @@
                 <w:noProof/>
                 <w:webHidden/>
               </w:rPr>
-              <w:t>10</w:t>
+              <w:t>13</w:t>
             </w:r>
             <w:r>
               <w:rPr>
@@ -2606,7 +2607,7 @@
               <w14:ligatures w14:val="standardContextual"/>
             </w:rPr>
           </w:pPr>
-          <w:hyperlink w:anchor="_Toc230133485" w:history="1">
+          <w:hyperlink w:anchor="_Toc230205923" w:history="1">
             <w:r>
               <w:rPr>
                 <w:rStyle w:val="Hyperlink"/>
@@ -2653,7 +2654,7 @@
                 <w:noProof/>
                 <w:webHidden/>
               </w:rPr>
-              <w:instrText xml:space="preserve"> PAGEREF _Toc230133485 \h </w:instrText>
+              <w:instrText xml:space="preserve"> PAGEREF _Toc230205923 \h </w:instrText>
             </w:r>
             <w:r>
               <w:rPr>
@@ -2673,7 +2674,7 @@
                 <w:noProof/>
                 <w:webHidden/>
               </w:rPr>
-              <w:t>10</w:t>
+              <w:t>13</w:t>
             </w:r>
             <w:r>
               <w:rPr>
@@ -2702,7 +2703,7 @@
               <w14:ligatures w14:val="standardContextual"/>
             </w:rPr>
           </w:pPr>
-          <w:hyperlink w:anchor="_Toc230133486" w:history="1">
+          <w:hyperlink w:anchor="_Toc230205924" w:history="1">
             <w:r>
               <w:rPr>
                 <w:rStyle w:val="Hyperlink"/>
@@ -2728,7 +2729,7 @@
                 <w:rStyle w:val="Hyperlink"/>
                 <w:noProof/>
               </w:rPr>
-              <w:t>Fizikas pamatojums</w:t>
+              <w:t>Fizikālais pamatojums</w:t>
             </w:r>
             <w:r>
               <w:rPr>
@@ -2749,7 +2750,7 @@
                 <w:noProof/>
                 <w:webHidden/>
               </w:rPr>
-              <w:instrText xml:space="preserve"> PAGEREF _Toc230133486 \h </w:instrText>
+              <w:instrText xml:space="preserve"> PAGEREF _Toc230205924 \h </w:instrText>
             </w:r>
             <w:r>
               <w:rPr>
@@ -2769,7 +2770,7 @@
                 <w:noProof/>
                 <w:webHidden/>
               </w:rPr>
-              <w:t>10</w:t>
+              <w:t>15</w:t>
             </w:r>
             <w:r>
               <w:rPr>
@@ -2798,7 +2799,7 @@
               <w14:ligatures w14:val="standardContextual"/>
             </w:rPr>
           </w:pPr>
-          <w:hyperlink w:anchor="_Toc230133487" w:history="1">
+          <w:hyperlink w:anchor="_Toc230205925" w:history="1">
             <w:r>
               <w:rPr>
                 <w:rStyle w:val="Hyperlink"/>
@@ -2845,7 +2846,7 @@
                 <w:noProof/>
                 <w:webHidden/>
               </w:rPr>
-              <w:instrText xml:space="preserve"> PAGEREF _Toc230133487 \h </w:instrText>
+              <w:instrText xml:space="preserve"> PAGEREF _Toc230205925 \h </w:instrText>
             </w:r>
             <w:r>
               <w:rPr>
@@ -2865,7 +2866,7 @@
                 <w:noProof/>
                 <w:webHidden/>
               </w:rPr>
-              <w:t>11</w:t>
+              <w:t>16</w:t>
             </w:r>
             <w:r>
               <w:rPr>
@@ -2919,7 +2920,7 @@
           <w:numId w:val="0"/>
         </w:numPr>
       </w:pPr>
-      <w:bookmarkStart w:id="2" w:name="_Toc230133479"/>
+      <w:bookmarkStart w:id="2" w:name="_Toc230205917"/>
       <w:r>
         <w:rPr>
           <w:sz w:val="22"/>
@@ -3387,16 +3388,17 @@
         <w:ind w:firstLine="360"/>
         <w:rPr>
           <w:rFonts w:ascii="Times New Roman" w:hAnsi="Times New Roman"/>
-          <w:szCs w:val="24"/>
-        </w:rPr>
-      </w:pPr>
-      <w:proofErr w:type="spellStart"/>
-      <w:r>
-        <w:rPr>
-          <w:rFonts w:ascii="Times New Roman" w:hAnsi="Times New Roman"/>
           <w:sz w:val="22"/>
           <w:szCs w:val="24"/>
         </w:rPr>
+      </w:pPr>
+      <w:proofErr w:type="spellStart"/>
+      <w:r>
+        <w:rPr>
+          <w:rFonts w:ascii="Times New Roman" w:hAnsi="Times New Roman"/>
+          <w:sz w:val="22"/>
+          <w:szCs w:val="24"/>
+        </w:rPr>
         <w:t>IonStudio</w:t>
       </w:r>
       <w:proofErr w:type="spellEnd"/>
@@ -3467,24 +3469,34 @@
           <w:szCs w:val="24"/>
         </w:rPr>
         <w:t xml:space="preserve"> entuziasti varēs izvēlēties akumulatoru, izprast drošu uzlādes strāvas stiprumu ar pilnīgu pamatojumu, veikt virtuālu simulāciju un redzēt reāllaika efektus — tas viss bez nepieciešamības pēc dārga fiziska aprīkojuma.</w:t>
-      </w:r>
-      <w:r>
-        <w:rPr>
-          <w:rFonts w:ascii="Times New Roman" w:hAnsi="Times New Roman"/>
-          <w:sz w:val="22"/>
-          <w:szCs w:val="24"/>
-        </w:rPr>
-        <w:pict w14:anchorId="588935E8">
-          <v:rect id="_x0000_i1025" style="width:0;height:1.5pt" o:hralign="center" o:hrstd="t" o:hr="t" fillcolor="#a0a0a0" stroked="f"/>
-        </w:pict>
       </w:r>
     </w:p>
     <w:p>
       <w:pPr>
+        <w:spacing w:after="200" w:line="360" w:lineRule="auto"/>
+        <w:ind w:firstLine="567"/>
+        <w:rPr>
+          <w:rFonts w:ascii="Times New Roman" w:hAnsi="Times New Roman"/>
+          <w:sz w:val="22"/>
+          <w:szCs w:val="24"/>
+        </w:rPr>
+      </w:pPr>
+      <w:r>
+        <w:rPr>
+          <w:rFonts w:ascii="Times New Roman" w:hAnsi="Times New Roman"/>
+          <w:sz w:val="22"/>
+          <w:szCs w:val="24"/>
+        </w:rPr>
+        <w:br w:type="page"/>
+      </w:r>
+    </w:p>
+    <w:p>
+      <w:pPr>
         <w:pStyle w:val="Heading1"/>
       </w:pPr>
-      <w:bookmarkStart w:id="3" w:name="_Toc230133480"/>
-      <w:r>
+      <w:bookmarkStart w:id="3" w:name="_Toc230205918"/>
+      <w:r>
+        <w:lastRenderedPageBreak/>
         <w:t>Literatūras apskats un esoši risinājumi</w:t>
       </w:r>
       <w:bookmarkEnd w:id="3"/>
@@ -4340,7 +4352,6 @@
           <w:szCs w:val="24"/>
           <w:lang w:eastAsia="lv-LV"/>
         </w:rPr>
-        <w:lastRenderedPageBreak/>
         <w:t>ToolkitRC</w:t>
       </w:r>
       <w:proofErr w:type="spellEnd"/>
@@ -4663,6 +4674,7 @@
           <w:szCs w:val="24"/>
           <w:lang w:eastAsia="lv-LV"/>
         </w:rPr>
+        <w:lastRenderedPageBreak/>
         <w:t xml:space="preserve">Reāllaika temperatūras un degradācijas </w:t>
       </w:r>
       <w:proofErr w:type="spellStart"/>
@@ -4741,7 +4753,7 @@
           <w:lang w:val="en-GB"/>
         </w:rPr>
       </w:pPr>
-      <w:bookmarkStart w:id="4" w:name="_Toc230133481"/>
+      <w:bookmarkStart w:id="4" w:name="_Toc230205919"/>
       <w:r>
         <w:rPr>
           <w:lang w:val="en-GB"/>
@@ -4781,7 +4793,7 @@
           <w:lang w:val="en-GB"/>
         </w:rPr>
       </w:pPr>
-      <w:bookmarkStart w:id="5" w:name="_Toc230133482"/>
+      <w:bookmarkStart w:id="5" w:name="_Toc230205920"/>
       <w:r>
         <w:rPr>
           <w:sz w:val="22"/>
@@ -5334,7 +5346,6 @@
           <w:b/>
           <w:bCs/>
         </w:rPr>
-        <w:lastRenderedPageBreak/>
         <w:t>Uzlādes parametru kontrole</w:t>
       </w:r>
       <w:r>
@@ -5568,6 +5579,7 @@
         <w:rPr>
           <w:rFonts w:ascii="Times New Roman" w:hAnsi="Times New Roman"/>
         </w:rPr>
+        <w:lastRenderedPageBreak/>
         <w:t>Džoula-Lenca siltuma ģenerēšana: P = I²R, kur R pieaug līdz ar baterijas novecošanu;</w:t>
       </w:r>
     </w:p>
@@ -6063,34 +6075,131 @@
     </w:p>
     <w:p>
       <w:pPr>
+        <w:pStyle w:val="Pamatteksts"/>
+      </w:pPr>
+    </w:p>
+    <w:p>
+      <w:pPr>
         <w:spacing w:after="200" w:line="360" w:lineRule="auto"/>
         <w:ind w:firstLine="567"/>
         <w:rPr>
           <w:rFonts w:ascii="Times New Roman" w:hAnsi="Times New Roman"/>
-        </w:rPr>
-      </w:pPr>
-      <w:r>
-        <w:rPr>
-          <w:rFonts w:ascii="Times New Roman" w:hAnsi="Times New Roman"/>
+          <w:b/>
+          <w:bCs/>
+          <w:szCs w:val="24"/>
+        </w:rPr>
+      </w:pPr>
+      <w:r>
+        <w:rPr>
+          <w:b/>
+          <w:bCs/>
         </w:rPr>
         <w:br w:type="page"/>
       </w:r>
     </w:p>
     <w:p>
       <w:pPr>
+        <w:pStyle w:val="Pamatteksts"/>
+        <w:ind w:firstLine="0"/>
+        <w:jc w:val="left"/>
+        <w:rPr>
+          <w:b/>
+          <w:bCs/>
+        </w:rPr>
+      </w:pPr>
+      <w:r>
+        <w:rPr>
+          <w:b/>
+          <w:bCs/>
+        </w:rPr>
+        <w:lastRenderedPageBreak/>
+        <w:t>Komponentu diagramma</w:t>
+      </w:r>
+    </w:p>
+    <w:p>
+      <w:pPr>
+        <w:pStyle w:val="Pamatteksts"/>
+        <w:ind w:firstLine="0"/>
+        <w:jc w:val="left"/>
+        <w:rPr>
+          <w:b/>
+          <w:bCs/>
+        </w:rPr>
+      </w:pPr>
+      <w:r>
+        <w:rPr>
+          <w:b/>
+          <w:bCs/>
+          <w:noProof/>
+        </w:rPr>
+        <w:drawing>
+          <wp:inline distT="0" distB="0" distL="0" distR="0" wp14:anchorId="7C1AD031" wp14:editId="6DE8A85C">
+            <wp:extent cx="5580380" cy="2561590"/>
+            <wp:effectExtent l="0" t="0" r="1270" b="0"/>
+            <wp:docPr id="313613291" name="Picture 1"/>
+            <wp:cNvGraphicFramePr>
+              <a:graphicFrameLocks xmlns:a="http://schemas.openxmlformats.org/drawingml/2006/main" noChangeAspect="1"/>
+            </wp:cNvGraphicFramePr>
+            <a:graphic xmlns:a="http://schemas.openxmlformats.org/drawingml/2006/main">
+              <a:graphicData uri="http://schemas.openxmlformats.org/drawingml/2006/picture">
+                <pic:pic xmlns:pic="http://schemas.openxmlformats.org/drawingml/2006/picture">
+                  <pic:nvPicPr>
+                    <pic:cNvPr id="313613291" name=""/>
+                    <pic:cNvPicPr/>
+                  </pic:nvPicPr>
+                  <pic:blipFill>
+                    <a:blip r:embed="rId18"/>
+                    <a:stretch>
+                      <a:fillRect/>
+                    </a:stretch>
+                  </pic:blipFill>
+                  <pic:spPr>
+                    <a:xfrm>
+                      <a:off x="0" y="0"/>
+                      <a:ext cx="5580380" cy="2561590"/>
+                    </a:xfrm>
+                    <a:prstGeom prst="rect">
+                      <a:avLst/>
+                    </a:prstGeom>
+                  </pic:spPr>
+                </pic:pic>
+              </a:graphicData>
+            </a:graphic>
+          </wp:inline>
+        </w:drawing>
+      </w:r>
+    </w:p>
+    <w:p>
+      <w:pPr>
+        <w:pStyle w:val="Pamatteksts"/>
+        <w:ind w:firstLine="0"/>
+        <w:jc w:val="center"/>
+        <w:rPr>
+          <w:b/>
+          <w:bCs/>
+        </w:rPr>
+      </w:pPr>
+      <w:r>
+        <w:t xml:space="preserve">1. attēls. </w:t>
+      </w:r>
+      <w:r>
+        <w:t>Komponentu diagramma</w:t>
+      </w:r>
+    </w:p>
+    <w:p>
+      <w:pPr>
         <w:pStyle w:val="Heading2"/>
         <w:rPr>
           <w:sz w:val="22"/>
           <w:lang w:val="en-GB"/>
         </w:rPr>
       </w:pPr>
-      <w:bookmarkStart w:id="6" w:name="_Toc230133483"/>
+      <w:bookmarkStart w:id="6" w:name="_Toc230205921"/>
       <w:r>
         <w:rPr>
           <w:sz w:val="22"/>
           <w:lang w:val="en-GB"/>
         </w:rPr>
-        <w:lastRenderedPageBreak/>
         <w:t>Nefunkcionālās prasības</w:t>
       </w:r>
       <w:bookmarkEnd w:id="6"/>
@@ -6190,8 +6299,113 @@
       <w:r>
         <w:t>. Brīdinājumu un fizikālo skaidrojumu teksts ir saprotams lietotājam bez iepriekšējas elektrotehnikas izglītības.</w:t>
       </w:r>
+    </w:p>
+    <w:p>
+      <w:pPr>
+        <w:pStyle w:val="font-claude-response-body"/>
+      </w:pPr>
+      <w:r>
+        <w:lastRenderedPageBreak/>
+        <w:drawing>
+          <wp:inline distT="0" distB="0" distL="0" distR="0" wp14:anchorId="2874EAFD" wp14:editId="74BB69A4">
+            <wp:extent cx="5580380" cy="3875405"/>
+            <wp:effectExtent l="0" t="0" r="1270" b="0"/>
+            <wp:docPr id="914216769" name="Picture 1"/>
+            <wp:cNvGraphicFramePr>
+              <a:graphicFrameLocks xmlns:a="http://schemas.openxmlformats.org/drawingml/2006/main" noChangeAspect="1"/>
+            </wp:cNvGraphicFramePr>
+            <a:graphic xmlns:a="http://schemas.openxmlformats.org/drawingml/2006/main">
+              <a:graphicData uri="http://schemas.openxmlformats.org/drawingml/2006/picture">
+                <pic:pic xmlns:pic="http://schemas.openxmlformats.org/drawingml/2006/picture">
+                  <pic:nvPicPr>
+                    <pic:cNvPr id="914216769" name=""/>
+                    <pic:cNvPicPr/>
+                  </pic:nvPicPr>
+                  <pic:blipFill>
+                    <a:blip r:embed="rId19"/>
+                    <a:stretch>
+                      <a:fillRect/>
+                    </a:stretch>
+                  </pic:blipFill>
+                  <pic:spPr>
+                    <a:xfrm>
+                      <a:off x="0" y="0"/>
+                      <a:ext cx="5580380" cy="3875405"/>
+                    </a:xfrm>
+                    <a:prstGeom prst="rect">
+                      <a:avLst/>
+                    </a:prstGeom>
+                  </pic:spPr>
+                </pic:pic>
+              </a:graphicData>
+            </a:graphic>
+          </wp:inline>
+        </w:drawing>
+      </w:r>
+    </w:p>
+    <w:p>
+      <w:pPr>
+        <w:pStyle w:val="Pamatteksts1"/>
+        <w:jc w:val="center"/>
+      </w:pPr>
+      <w:r>
+        <w:t>2. attēls. Sākuma lapa</w:t>
+      </w:r>
+    </w:p>
+    <w:p>
+      <w:pPr>
+        <w:pStyle w:val="Pamatteksts1"/>
+        <w:ind w:firstLine="0"/>
+        <w:jc w:val="center"/>
+      </w:pPr>
+      <w:r>
+        <w:drawing>
+          <wp:inline distT="0" distB="0" distL="0" distR="0" wp14:anchorId="3E22B628" wp14:editId="2ACBB63D">
+            <wp:extent cx="5580380" cy="4017645"/>
+            <wp:effectExtent l="0" t="0" r="1270" b="1905"/>
+            <wp:docPr id="1495011606" name="Picture 1"/>
+            <wp:cNvGraphicFramePr>
+              <a:graphicFrameLocks xmlns:a="http://schemas.openxmlformats.org/drawingml/2006/main" noChangeAspect="1"/>
+            </wp:cNvGraphicFramePr>
+            <a:graphic xmlns:a="http://schemas.openxmlformats.org/drawingml/2006/main">
+              <a:graphicData uri="http://schemas.openxmlformats.org/drawingml/2006/picture">
+                <pic:pic xmlns:pic="http://schemas.openxmlformats.org/drawingml/2006/picture">
+                  <pic:nvPicPr>
+                    <pic:cNvPr id="1495011606" name=""/>
+                    <pic:cNvPicPr/>
+                  </pic:nvPicPr>
+                  <pic:blipFill>
+                    <a:blip r:embed="rId20"/>
+                    <a:stretch>
+                      <a:fillRect/>
+                    </a:stretch>
+                  </pic:blipFill>
+                  <pic:spPr>
+                    <a:xfrm>
+                      <a:off x="0" y="0"/>
+                      <a:ext cx="5580380" cy="4017645"/>
+                    </a:xfrm>
+                    <a:prstGeom prst="rect">
+                      <a:avLst/>
+                    </a:prstGeom>
+                  </pic:spPr>
+                </pic:pic>
+              </a:graphicData>
+            </a:graphic>
+          </wp:inline>
+        </w:drawing>
+      </w:r>
       <w:r>
         <w:br/>
+      </w:r>
+      <w:r>
+        <w:t>3</w:t>
+      </w:r>
+      <w:r>
+        <w:t xml:space="preserve">. attēls. </w:t>
+      </w:r>
+      <w:r>
+        <w:t>Ciklu simulācijas vēsture attēlota grafikā un otrs grafiks ar 3 izsekotām vērtībām – baterijas “veselība”, uguns risks un augstākā sasniegtā temperatūra lādējot.</w:t>
       </w:r>
     </w:p>
     <w:p>
@@ -6206,6 +6420,7 @@
         <w:rPr>
           <w:rStyle w:val="Strong"/>
         </w:rPr>
+        <w:lastRenderedPageBreak/>
         <w:t>Uzticamība un datu noturība</w:t>
       </w:r>
       <w:r>
@@ -6451,28 +6666,7 @@
           <w:rStyle w:val="token"/>
           <w:color w:val="6E7687"/>
         </w:rPr>
-        <w:t xml:space="preserve"># </w:t>
-      </w:r>
-      <w:r>
-        <w:rPr>
-          <w:rStyle w:val="token"/>
-          <w:color w:val="6E7687"/>
-        </w:rPr>
-        <w:t>Nepieciešamo koda bibliotēku un citu rīku</w:t>
-      </w:r>
-      <w:r>
-        <w:rPr>
-          <w:rStyle w:val="token"/>
-          <w:color w:val="6E7687"/>
-        </w:rPr>
-        <w:t xml:space="preserve"> instalēšana</w:t>
-      </w:r>
-      <w:r>
-        <w:rPr>
-          <w:rStyle w:val="token"/>
-          <w:color w:val="6E7687"/>
-        </w:rPr>
-        <w:t xml:space="preserve"> (angļu v. </w:t>
+        <w:t xml:space="preserve"># Nepieciešamo koda bibliotēku un citu rīku instalēšana (angļu v. </w:t>
       </w:r>
       <w:proofErr w:type="spellStart"/>
       <w:r>
@@ -6599,14 +6793,7 @@
           <w:rStyle w:val="token"/>
           <w:color w:val="6E7687"/>
         </w:rPr>
-        <w:t xml:space="preserve"># </w:t>
-      </w:r>
-      <w:r>
-        <w:rPr>
-          <w:rStyle w:val="token"/>
-          <w:color w:val="6E7687"/>
-        </w:rPr>
-        <w:t xml:space="preserve">Pēc komandas palaišanas tiks iedota saite ar kuru piekļūt </w:t>
+        <w:t xml:space="preserve"># Pēc komandas palaišanas tiks iedota saite ar kuru piekļūt </w:t>
       </w:r>
       <w:proofErr w:type="spellStart"/>
       <w:r>
@@ -6695,20 +6882,6 @@
     </w:p>
     <w:p>
       <w:pPr>
-        <w:spacing w:after="200" w:line="360" w:lineRule="auto"/>
-        <w:ind w:firstLine="567"/>
-        <w:rPr>
-          <w:rFonts w:ascii="Times New Roman" w:hAnsi="Times New Roman"/>
-          <w:szCs w:val="24"/>
-          <w:lang w:eastAsia="lv-LV"/>
-        </w:rPr>
-      </w:pPr>
-      <w:r>
-        <w:br w:type="page"/>
-      </w:r>
-    </w:p>
-    <w:p>
-      <w:pPr>
         <w:pStyle w:val="font-claude-response-body"/>
         <w:numPr>
           <w:ilvl w:val="2"/>
@@ -6719,7 +6892,6 @@
         <w:rPr>
           <w:rStyle w:val="Strong"/>
         </w:rPr>
-        <w:lastRenderedPageBreak/>
         <w:t>Drošība</w:t>
       </w:r>
       <w:r>
@@ -6841,22 +7013,32 @@
     <w:p>
       <w:pPr>
         <w:spacing w:after="200" w:line="360" w:lineRule="auto"/>
-      </w:pPr>
+        <w:ind w:firstLine="567"/>
+      </w:pPr>
+      <w:r>
+        <w:br w:type="page"/>
+      </w:r>
     </w:p>
     <w:p>
       <w:pPr>
         <w:pStyle w:val="Heading1"/>
       </w:pPr>
-      <w:bookmarkStart w:id="7" w:name="_Toc230133484"/>
+      <w:bookmarkStart w:id="7" w:name="_Toc230205922"/>
       <w:r>
         <w:rPr>
           <w:sz w:val="22"/>
         </w:rPr>
+        <w:lastRenderedPageBreak/>
         <w:t>bateriju ciklu scenāriji</w:t>
       </w:r>
       <w:bookmarkEnd w:id="7"/>
     </w:p>
     <w:p>
+      <w:pPr>
+        <w:rPr>
+          <w:sz w:val="22"/>
+        </w:rPr>
+      </w:pPr>
       <w:r>
         <w:rPr>
           <w:sz w:val="22"/>
@@ -6894,9 +7076,140 @@
     </w:p>
     <w:p>
       <w:pPr>
+        <w:rPr>
+          <w:sz w:val="22"/>
+        </w:rPr>
+      </w:pPr>
+    </w:p>
+    <w:p>
+      <w:pPr>
+        <w:rPr>
+          <w:sz w:val="22"/>
+        </w:rPr>
+      </w:pPr>
+      <w:r>
+        <w:drawing>
+          <wp:inline distT="0" distB="0" distL="0" distR="0" wp14:anchorId="7513BF7F" wp14:editId="5F3E61FB">
+            <wp:extent cx="5580380" cy="4875530"/>
+            <wp:effectExtent l="0" t="0" r="1270" b="1270"/>
+            <wp:docPr id="1353182567" name="Picture 1"/>
+            <wp:cNvGraphicFramePr>
+              <a:graphicFrameLocks xmlns:a="http://schemas.openxmlformats.org/drawingml/2006/main" noChangeAspect="1"/>
+            </wp:cNvGraphicFramePr>
+            <a:graphic xmlns:a="http://schemas.openxmlformats.org/drawingml/2006/main">
+              <a:graphicData uri="http://schemas.openxmlformats.org/drawingml/2006/picture">
+                <pic:pic xmlns:pic="http://schemas.openxmlformats.org/drawingml/2006/picture">
+                  <pic:nvPicPr>
+                    <pic:cNvPr id="1353182567" name=""/>
+                    <pic:cNvPicPr/>
+                  </pic:nvPicPr>
+                  <pic:blipFill>
+                    <a:blip r:embed="rId21"/>
+                    <a:stretch>
+                      <a:fillRect/>
+                    </a:stretch>
+                  </pic:blipFill>
+                  <pic:spPr>
+                    <a:xfrm>
+                      <a:off x="0" y="0"/>
+                      <a:ext cx="5580380" cy="4875530"/>
+                    </a:xfrm>
+                    <a:prstGeom prst="rect">
+                      <a:avLst/>
+                    </a:prstGeom>
+                  </pic:spPr>
+                </pic:pic>
+              </a:graphicData>
+            </a:graphic>
+          </wp:inline>
+        </w:drawing>
+      </w:r>
+    </w:p>
+    <w:p>
+      <w:pPr>
+        <w:jc w:val="center"/>
+        <w:rPr>
+          <w:sz w:val="22"/>
+        </w:rPr>
+      </w:pPr>
+      <w:r>
+        <w:rPr>
+          <w:sz w:val="22"/>
+        </w:rPr>
+        <w:t>4</w:t>
+      </w:r>
+      <w:r>
+        <w:rPr>
+          <w:sz w:val="22"/>
+        </w:rPr>
+        <w:t>. attēls</w:t>
+      </w:r>
+      <w:r>
+        <w:rPr>
+          <w:sz w:val="22"/>
+        </w:rPr>
+        <w:t>. Izvēlētā baterijas modeļa “</w:t>
+      </w:r>
+      <w:r>
+        <w:rPr>
+          <w:sz w:val="22"/>
+        </w:rPr>
+        <w:t xml:space="preserve">Premium </w:t>
+      </w:r>
+      <w:proofErr w:type="spellStart"/>
+      <w:r>
+        <w:rPr>
+          <w:sz w:val="22"/>
+        </w:rPr>
+        <w:t>Phone</w:t>
+      </w:r>
+      <w:proofErr w:type="spellEnd"/>
+      <w:r>
+        <w:rPr>
+          <w:sz w:val="22"/>
+        </w:rPr>
+        <w:t xml:space="preserve"> </w:t>
+      </w:r>
+      <w:proofErr w:type="spellStart"/>
+      <w:r>
+        <w:rPr>
+          <w:sz w:val="22"/>
+        </w:rPr>
+        <w:t>Li-ion</w:t>
+      </w:r>
+      <w:proofErr w:type="spellEnd"/>
+      <w:r>
+        <w:rPr>
+          <w:sz w:val="22"/>
+        </w:rPr>
+        <w:t xml:space="preserve"> </w:t>
+      </w:r>
+      <w:proofErr w:type="spellStart"/>
+      <w:r>
+        <w:rPr>
+          <w:sz w:val="22"/>
+        </w:rPr>
+        <w:t>Polymer</w:t>
+      </w:r>
+      <w:proofErr w:type="spellEnd"/>
+      <w:r>
+        <w:rPr>
+          <w:sz w:val="22"/>
+        </w:rPr>
+        <w:t xml:space="preserve"> 5000mAh </w:t>
+      </w:r>
+      <w:r>
+        <w:rPr>
+          <w:sz w:val="22"/>
+        </w:rPr>
+        <w:t>” paredzētie darbības ciklu skaiti pēc 6 dažādiem scenārijiem.</w:t>
+      </w:r>
+    </w:p>
+    <w:p>
+      <w:pPr>
         <w:pStyle w:val="Heading2"/>
       </w:pPr>
-      <w:bookmarkStart w:id="8" w:name="_Toc230133485"/>
+      <w:bookmarkStart w:id="8" w:name="_Toc230205923"/>
       <w:r>
         <w:rPr>
           <w:sz w:val="22"/>
@@ -6906,79 +7219,81 @@
       <w:bookmarkEnd w:id="8"/>
     </w:p>
     <w:p>
-      <w:r>
-        <w:rPr>
-          <w:sz w:val="22"/>
-        </w:rPr>
+      <w:pPr>
+        <w:pStyle w:val="font-claude-response-body"/>
+      </w:pPr>
+      <w:r>
         <w:t xml:space="preserve">Katrs scenārijs nav tiešs reāllaika uzlādes process, bet </w:t>
       </w:r>
       <w:proofErr w:type="spellStart"/>
       <w:r>
-        <w:rPr>
-          <w:sz w:val="22"/>
-        </w:rPr>
         <w:t>skriptēta</w:t>
       </w:r>
       <w:proofErr w:type="spellEnd"/>
       <w:r>
-        <w:rPr>
-          <w:sz w:val="22"/>
-        </w:rPr>
         <w:t xml:space="preserve"> ciklu sērija. Programma izveido punktu masīvu, kur katram ciklam tiek aprēķināts cikla numurs, atlikusī ietilpības veselība procentos, maksimālā temperatūra un uzkrātais uguns risks. </w:t>
       </w:r>
       <w:proofErr w:type="spellStart"/>
       <w:r>
-        <w:rPr>
-          <w:sz w:val="22"/>
-        </w:rPr>
         <w:t>Recharts</w:t>
       </w:r>
       <w:proofErr w:type="spellEnd"/>
       <w:r>
-        <w:rPr>
-          <w:sz w:val="22"/>
-        </w:rPr>
         <w:t xml:space="preserve"> bibliotēka pēc tam savieno šos punktus līnijās.</w:t>
       </w:r>
     </w:p>
     <w:p>
       <w:pPr>
-        <w:rPr>
-          <w:sz w:val="22"/>
-        </w:rPr>
-      </w:pPr>
-      <w:r>
-        <w:rPr>
-          <w:sz w:val="22"/>
-        </w:rPr>
+        <w:pStyle w:val="font-claude-response-body"/>
+      </w:pPr>
+      <w:r>
         <w:t xml:space="preserve">Bāzes degradācija tiek piesaistīta baterijas </w:t>
       </w:r>
       <w:proofErr w:type="spellStart"/>
       <w:r>
         <w:rPr>
-          <w:rFonts w:ascii="Courier New" w:hAnsi="Courier New" w:cs="Courier New"/>
-          <w:sz w:val="20"/>
-          <w:szCs w:val="18"/>
+          <w:rStyle w:val="HTMLCode"/>
         </w:rPr>
         <w:t>expectedCycleLife</w:t>
       </w:r>
       <w:proofErr w:type="spellEnd"/>
       <w:r>
-        <w:rPr>
-          <w:sz w:val="20"/>
-          <w:szCs w:val="18"/>
-        </w:rPr>
-        <w:t xml:space="preserve"> </w:t>
-      </w:r>
-      <w:r>
-        <w:rPr>
-          <w:sz w:val="22"/>
-        </w:rPr>
-        <w:t>vērtībai. Piemēram, ja bāzes mūžs ir 1200 cikli, tad normālā scenārijā modelis aptuveni sadala 20% ietilpības zudumu šajā periodā. Saudzīgā 20-80% scenārijā šis periods tiek paildzināts, savukārt 1,5x un 2x strāvas scenārijos tas tiek saīsināts.</w:t>
+        <w:t xml:space="preserve"> vērtībai. Piemēram, ja bāzes mūžs ir 1200 cikli, tad normālā scenārijā modelis aptuveni sadala 20% ietilpības zudumu šajā periodā. Saudzīgā 20–80% scenārijā šis periods tiek paildzināts, savukārt 1,5x un 2x strāvas scenārijos tas tiek saīsināts.</w:t>
       </w:r>
     </w:p>
-    <w:p/>
-    <w:p/>
+    <w:p>
+      <w:pPr>
+        <w:pStyle w:val="font-claude-response-body"/>
+      </w:pPr>
+      <w:r>
+        <w:lastRenderedPageBreak/>
+        <w:t xml:space="preserve">Visos scenārijos tiek pieņemts, ka pirms katras uzlādes akumulators ir izlādēts līdz drošajam minimālajam spriegumam — aptuveni 3,26 V uz šūnu (88% no nominālā sprieguma), kas atbilst </w:t>
+      </w:r>
+      <w:proofErr w:type="spellStart"/>
+      <w:r>
+        <w:t>SoC</w:t>
+      </w:r>
+      <w:proofErr w:type="spellEnd"/>
+      <w:r>
+        <w:t xml:space="preserve"> = 0%. Tas modelē pilnu, bet nekaitīgu izlādi līdz zemsprieguma izslēgšanas robežai, nevis destruktīvu </w:t>
+      </w:r>
+      <w:proofErr w:type="spellStart"/>
+      <w:r>
+        <w:t>pārizlādi</w:t>
+      </w:r>
+      <w:proofErr w:type="spellEnd"/>
+      <w:r>
+        <w:t xml:space="preserve">. Izlādes dziļums ir fiksēts pieņēmums, kas vienādi attiecas uz visiem sešiem scenārijiem un netiek </w:t>
+      </w:r>
+      <w:proofErr w:type="spellStart"/>
+      <w:r>
+        <w:t>randomizēts</w:t>
+      </w:r>
+      <w:proofErr w:type="spellEnd"/>
+      <w:r>
+        <w:t>. Scenāriji atšķiras tikai uzlādes puses parametros: uzlādes robežā un izmantotajā strāvā.</w:t>
+      </w:r>
+    </w:p>
     <w:tbl>
       <w:tblPr>
         <w:tblStyle w:val="GridTable4-Accent1"/>
@@ -7412,7 +7727,6 @@
         </w:numPr>
         <w:ind w:left="851" w:hanging="851"/>
       </w:pPr>
-      <w:bookmarkStart w:id="9" w:name="_Toc230133486"/>
     </w:p>
     <w:p>
       <w:pPr>
@@ -7427,7 +7741,6 @@
         </w:rPr>
       </w:pPr>
       <w:r>
-        <w:lastRenderedPageBreak/>
         <w:br w:type="page"/>
       </w:r>
     </w:p>
@@ -7435,6 +7748,7 @@
       <w:pPr>
         <w:pStyle w:val="Heading2"/>
       </w:pPr>
+      <w:bookmarkStart w:id="9" w:name="_Toc230205924"/>
       <w:r>
         <w:rPr>
           <w:sz w:val="22"/>
@@ -9953,7 +10267,7 @@
       <w:pPr>
         <w:pStyle w:val="Heading2"/>
       </w:pPr>
-      <w:bookmarkStart w:id="10" w:name="_Toc230133487"/>
+      <w:bookmarkStart w:id="10" w:name="_Toc230205925"/>
       <w:r>
         <w:rPr>
           <w:sz w:val="22"/>
@@ -9976,10 +10290,10 @@
       </w:r>
     </w:p>
     <w:sectPr>
-      <w:headerReference w:type="even" r:id="rId18"/>
-      <w:headerReference w:type="default" r:id="rId19"/>
-      <w:footerReference w:type="even" r:id="rId20"/>
-      <w:footerReference w:type="default" r:id="rId21"/>
+      <w:headerReference w:type="even" r:id="rId22"/>
+      <w:headerReference w:type="default" r:id="rId23"/>
+      <w:footerReference w:type="even" r:id="rId24"/>
+      <w:footerReference w:type="default" r:id="rId25"/>
       <w:pgSz w:w="11907" w:h="16840"/>
       <w:pgMar w:top="1418" w:right="1418" w:bottom="1418" w:left="1701" w:header="720" w:footer="720" w:gutter="0"/>
       <w:cols w:space="720"/>
@@ -20631,6 +20945,12 @@
 </file>
 
 <file path=customXml/item1.xml><?xml version="1.0" encoding="utf-8"?>
+<p:properties xmlns:p="http://schemas.microsoft.com/office/2006/metadata/properties" xmlns:xsi="http://www.w3.org/2001/XMLSchema-instance" xmlns:pc="http://schemas.microsoft.com/office/infopath/2007/PartnerControls">
+  <documentManagement/>
+</p:properties>
+</file>
+
+<file path=customXml/item2.xml><?xml version="1.0" encoding="utf-8"?>
 <b:Sources xmlns:b="http://schemas.openxmlformats.org/officeDocument/2006/bibliography" xmlns="http://schemas.openxmlformats.org/officeDocument/2006/bibliography" SelectedStyle="/APASixthEditionOfficeOnline.xsl" StyleName="APA" Version="6">
   <b:Source>
     <b:Tag>DWe03</b:Tag>
@@ -20858,13 +21178,16 @@
 </b:Sources>
 </file>
 
-<file path=customXml/item2.xml><?xml version="1.0" encoding="utf-8"?>
-<p:properties xmlns:p="http://schemas.microsoft.com/office/2006/metadata/properties" xmlns:xsi="http://www.w3.org/2001/XMLSchema-instance" xmlns:pc="http://schemas.microsoft.com/office/infopath/2007/PartnerControls">
-  <documentManagement/>
-</p:properties>
+<file path=customXml/item3.xml><?xml version="1.0" encoding="utf-8"?>
+<?mso-contentType ?>
+<FormTemplates xmlns="http://schemas.microsoft.com/sharepoint/v3/contenttype/forms">
+  <Display>DocumentLibraryForm</Display>
+  <Edit>DocumentLibraryForm</Edit>
+  <New>DocumentLibraryForm</New>
+</FormTemplates>
 </file>
 
-<file path=customXml/item3.xml><?xml version="1.0" encoding="utf-8"?>
+<file path=customXml/item4.xml><?xml version="1.0" encoding="utf-8"?>
 <ct:contentTypeSchema xmlns:ct="http://schemas.microsoft.com/office/2006/metadata/contentType" xmlns:ma="http://schemas.microsoft.com/office/2006/metadata/properties/metaAttributes" ct:_="" ma:_="" ma:contentTypeName="Document" ma:contentTypeID="0x010100AC0170E5C2601C45ADA3D0923CBC43A8" ma:contentTypeVersion="13" ma:contentTypeDescription="Create a new document." ma:contentTypeScope="" ma:versionID="3c2a3f148798e3becd5da5bf3384a013">
   <xsd:schema xmlns:xsd="http://www.w3.org/2001/XMLSchema" xmlns:xs="http://www.w3.org/2001/XMLSchema" xmlns:p="http://schemas.microsoft.com/office/2006/metadata/properties" xmlns:ns2="472a86e1-4c95-445d-b05a-ccae0394e1eb" xmlns:ns3="5b49ae81-c274-42d5-ab98-c7ac7786f03c" targetNamespace="http://schemas.microsoft.com/office/2006/metadata/properties" ma:root="true" ma:fieldsID="ae010d5c17d0e1bfc646e209adb332b7" ns2:_="" ns3:_="">
     <xsd:import namespace="472a86e1-4c95-445d-b05a-ccae0394e1eb"/>
@@ -21087,24 +21410,7 @@
 </ct:contentTypeSchema>
 </file>
 
-<file path=customXml/item4.xml><?xml version="1.0" encoding="utf-8"?>
-<?mso-contentType ?>
-<FormTemplates xmlns="http://schemas.microsoft.com/sharepoint/v3/contenttype/forms">
-  <Display>DocumentLibraryForm</Display>
-  <Edit>DocumentLibraryForm</Edit>
-  <New>DocumentLibraryForm</New>
-</FormTemplates>
-</file>
-
 <file path=customXml/itemProps1.xml><?xml version="1.0" encoding="utf-8"?>
-<ds:datastoreItem xmlns:ds="http://schemas.openxmlformats.org/officeDocument/2006/customXml" ds:itemID="{D5BBCD83-4E6E-4BF8-A35F-B269236D416B}">
-  <ds:schemaRefs>
-    <ds:schemaRef ds:uri="http://schemas.openxmlformats.org/officeDocument/2006/bibliography"/>
-  </ds:schemaRefs>
-</ds:datastoreItem>
-</file>
-
-<file path=customXml/itemProps2.xml><?xml version="1.0" encoding="utf-8"?>
 <ds:datastoreItem xmlns:ds="http://schemas.openxmlformats.org/officeDocument/2006/customXml" ds:itemID="{440D955E-C028-4D6E-B7CE-7D7FF1093B12}">
   <ds:schemaRefs>
     <ds:schemaRef ds:uri="http://schemas.microsoft.com/office/2006/metadata/properties"/>
@@ -21113,7 +21419,23 @@
 </ds:datastoreItem>
 </file>
 
+<file path=customXml/itemProps2.xml><?xml version="1.0" encoding="utf-8"?>
+<ds:datastoreItem xmlns:ds="http://schemas.openxmlformats.org/officeDocument/2006/customXml" ds:itemID="{D5BBCD83-4E6E-4BF8-A35F-B269236D416B}">
+  <ds:schemaRefs>
+    <ds:schemaRef ds:uri="http://schemas.openxmlformats.org/officeDocument/2006/bibliography"/>
+  </ds:schemaRefs>
+</ds:datastoreItem>
+</file>
+
 <file path=customXml/itemProps3.xml><?xml version="1.0" encoding="utf-8"?>
+<ds:datastoreItem xmlns:ds="http://schemas.openxmlformats.org/officeDocument/2006/customXml" ds:itemID="{D6B50A85-171D-4A3A-B5FE-22BFEDE5D966}">
+  <ds:schemaRefs>
+    <ds:schemaRef ds:uri="http://schemas.microsoft.com/sharepoint/v3/contenttype/forms"/>
+  </ds:schemaRefs>
+</ds:datastoreItem>
+</file>
+
+<file path=customXml/itemProps4.xml><?xml version="1.0" encoding="utf-8"?>
 <ds:datastoreItem xmlns:ds="http://schemas.openxmlformats.org/officeDocument/2006/customXml" ds:itemID="{C2217896-DF60-435A-B76B-1050E9962C3C}">
   <ds:schemaRefs>
     <ds:schemaRef ds:uri="http://schemas.microsoft.com/office/2006/metadata/contentType"/>
@@ -21130,12 +21452,4 @@
     <ds:schemaRef ds:uri="http://schemas.microsoft.com/internal/obd"/>
   </ds:schemaRefs>
 </ds:datastoreItem>
-</file>
-
-<file path=customXml/itemProps4.xml><?xml version="1.0" encoding="utf-8"?>
-<ds:datastoreItem xmlns:ds="http://schemas.openxmlformats.org/officeDocument/2006/customXml" ds:itemID="{D6B50A85-171D-4A3A-B5FE-22BFEDE5D966}">
-  <ds:schemaRefs>
-    <ds:schemaRef ds:uri="http://schemas.microsoft.com/sharepoint/v3/contenttype/forms"/>
-  </ds:schemaRefs>
-</ds:datastoreItem>
 </file>